--- a/SERS_Sepsis_Spectral_Library/09_Reports/LPS_Findings_and_Parameters_Report.docx
+++ b/SERS_Sepsis_Spectral_Library/09_Reports/LPS_Findings_and_Parameters_Report.docx
@@ -29,7 +29,7 @@
           <w:i w:val="0"/>
           <w:sz w:val="18"/>
         </w:rPr>
-        <w:t>SERS sepsis project, bulk-powder Raman spectral library. Version 1.0, 27 October 2026. Sources: library v3.3 (QC logs, reference tables), the LPS fragment simulation, and the SERS session of 7 October 2026.</w:t>
+        <w:t>SERS sepsis project, bulk-powder Raman spectral library. Version 1.1, 28 October 2026. Sources: library v3.3 (QC logs, reference tables), the LPS simulations (five fragments and a shortened lipid A model), and the SERS session of 7 October 2026.</w:t>
       </w:r>
     </w:p>
     <w:p>
@@ -55,7 +55,7 @@
           <w:b w:val="0"/>
           <w:i w:val="0"/>
         </w:rPr>
-        <w:t>Two further pieces of work give weaker support. A DFT simulation of five LPS fragments reproduces the position of four of the five bands to within 5 cm-1, but this is no better than chance and the overall spectral shape does not match. A SERS session on etched silicon did not detect LPS by the project rule, although a reproducible set of ten bands appeared on 21 of 35 spots and is worth repeating.</w:t>
+        <w:t>Two further pieces of work give weaker support. DFT simulations were run in two ways: five LPS fragments (4 of 5 bands within 5 cm-1) and a whole-molecule model of Kdo2-lipid A with shortened chains (all 5 bands within 2.4 cm-1, with calculated modes of moderate strength at 422 and 862 cm-1). Neither agreement is better than chance (p = 0.68 and 0.57) and neither reproduces the overall spectral shape. A SERS session on etched silicon did not detect LPS by the project rule, although a reproducible set of ten bands appeared on 21 of 35 spots and is worth repeating.</w:t>
       </w:r>
     </w:p>
     <w:tbl>
@@ -258,12 +258,8 @@
             <w:tcW w:type="dxa" w:w="2551"/>
           </w:tcPr>
           <w:p>
-            <w:r/>
             <w:r>
-              <w:rPr>
-                <w:sz w:val="17"/>
-              </w:rPr>
-              <w:t>DFT (5 fragments)</w:t>
+              <w:t>DFT (5 fragments; shortened lipid A model)</w:t>
             </w:r>
           </w:p>
         </w:tc>
@@ -272,12 +268,8 @@
             <w:tcW w:type="dxa" w:w="7654"/>
           </w:tcPr>
           <w:p>
-            <w:r/>
             <w:r>
-              <w:rPr>
-                <w:sz w:val="17"/>
-              </w:rPr>
-              <w:t>4 of 5 bands within 5 cm-1 of a calculated mode, not above chance (p = 0.32); shape r = 0.14</w:t>
+              <w:t>Fragments: 4 of 5 bands within 5 cm-1 (p = 0.32), shape r = 0.14. Whole-molecule model (201 atoms): 5 of 5 within 2.4 cm-1, not above chance (p = 0.47 to 0.66), shape r = -0.01</w:t>
             </w:r>
           </w:p>
         </w:tc>
@@ -3314,7 +3306,7 @@
         <w:pStyle w:val="Heading1"/>
       </w:pPr>
       <w:r>
-        <w:t>5. Findings: simulation of LPS fragments</w:t>
+        <w:t>5. Findings: simulation of LPS (fragments and shortened lipid A)</w:t>
       </w:r>
     </w:p>
     <w:p>
@@ -3323,7 +3315,7 @@
           <w:b w:val="0"/>
           <w:i w:val="0"/>
         </w:rPr>
-        <w:t>Intact LPS is too large and variable to calculate, so five fragments were simulated separately and combined: KDO, L-glycero-D-manno-heptose, D-glucosamine, myristic acid and phosphoric acid.</w:t>
+        <w:t>Intact LPS is too large and variable to calculate, so two simplified models were used. First, five fragments were simulated separately and combined: KDO, L-glycero-D-manno-heptose, D-glucosamine, myristic acid and phosphoric acid. Second, a whole-molecule model was calculated: the backbone of Kdo2-lipid A (PubChem CID 5771770) with the six acyl chains shortened (201 atoms, charge -4, Gaussian 16W, PM6 then B3LYP/3-21G, gas phase, 109 optimisation steps, 597 modes, no imaginary frequency; run 27-28 Oct 2026). The full settings are in Simulation_Methods_and_Spectra_NAM_LPS_LTA.docx.</w:t>
       </w:r>
     </w:p>
     <w:tbl>
@@ -3588,7 +3580,7 @@
           <w:b w:val="0"/>
           <w:i w:val="0"/>
         </w:rPr>
-        <w:t>Result: of the five bands, 4 lie within 5 cm-1 and all five within 18 cm-1 of a calculated mode, but the five fragments together give about 11 modes per 100 cm-1, and random shifts give 3.1 of 5 within 5 cm-1 (p = 0.32). The 425 cm-1 band is the strongest in the experiment but the only calculated mode near it (phosphoric acid, 425.9 cm-1) is weak. The equal-weight composite correlates with the experimental spectrum at r = 0.14; with fitted weights r = 0.40 and R-squared is negative. The simulation therefore supports a few tentative assignments (for example 861 and 1080 cm-1 as sugar modes) but does not explain the spectrum.</w:t>
+        <w:t>Result, fragments: of the five bands, 4 lie within 5 cm-1 and all five within 18 cm-1 of a calculated mode, but the five fragments together give about 11 modes per 100 cm-1, and random shifts give 3.1 of 5 within 5 cm-1 (p = 0.32). The 425 cm-1 band is the strongest in the experiment but the only calculated mode near it (phosphoric acid, 425.9 cm-1) is weak. The equal-weight composite correlates with the experimental spectrum at r = 0.14; with fitted weights r = 0.40 and R-squared is negative. Result, whole-molecule model: all five bands lie within 2.4 cm-1 of a calculated mode (mean difference 1.2 cm-1, against 3.5 for the fragments), including 766 cm-1, which the fragments missed by 12 cm-1. The modes at 422 and 862 cm-1 have 0.34 and 0.37 of the maximum calculated activity (fragments: 0.06 and 0.02). The model has 354 modes in 400 to 1800 cm-1 (25 per 100 cm-1), so random shifts give 4.4 of 5 within 5 cm-1 (p = 0.47) and the agreement in position is not evidence of a match. The whole-spectrum correlation is -0.01: the model puts its strongest intensity at 1516 cm-1, where the measured spectrum is weak, and the shortened chains leave out the CH bands. The simulations support a few tentative assignments (for example 861 and 1080 cm-1 as sugar-ring modes) but do not explain the spectrum, and the origin of 425 cm-1 is still open.</w:t>
       </w:r>
     </w:p>
     <w:p>
@@ -3638,6 +3630,102 @@
           <w:sz w:val="17"/>
         </w:rPr>
         <w:t>Figure 5. Experimental LPS reference (top) and fragment simulation (bottom). Dashed lines mark the experimental bands, coloured by the distance to the nearest calculated mode.</w:t>
+      </w:r>
+    </w:p>
+    <w:p>
+      <w:pPr>
+        <w:jc w:val="center"/>
+      </w:pPr>
+      <w:r>
+        <w:drawing>
+          <wp:inline xmlns:a="http://schemas.openxmlformats.org/drawingml/2006/main" xmlns:pic="http://schemas.openxmlformats.org/drawingml/2006/picture">
+            <wp:extent cx="6120000" cy="3672000"/>
+            <wp:docPr id="7" name="Picture 7"/>
+            <wp:cNvGraphicFramePr>
+              <a:graphicFrameLocks noChangeAspect="1"/>
+            </wp:cNvGraphicFramePr>
+            <a:graphic>
+              <a:graphicData uri="http://schemas.openxmlformats.org/drawingml/2006/picture">
+                <pic:pic>
+                  <pic:nvPicPr>
+                    <pic:cNvPr id="0" name="LPS_Exp_vs_LipidA_Model.png"/>
+                    <pic:cNvPicPr/>
+                  </pic:nvPicPr>
+                  <pic:blipFill>
+                    <a:blip r:embed="rId15"/>
+                    <a:stretch>
+                      <a:fillRect/>
+                    </a:stretch>
+                  </pic:blipFill>
+                  <pic:spPr>
+                    <a:xfrm>
+                      <a:off x="0" y="0"/>
+                      <a:ext cx="6120000" cy="3672000"/>
+                    </a:xfrm>
+                    <a:prstGeom prst="rect"/>
+                  </pic:spPr>
+                </pic:pic>
+              </a:graphicData>
+            </a:graphic>
+          </wp:inline>
+        </w:drawing>
+      </w:r>
+    </w:p>
+    <w:p>
+      <w:r>
+        <w:rPr>
+          <w:i/>
+          <w:sz w:val="17"/>
+        </w:rPr>
+        <w:t>Figure 6. Experimental LPS reference (top) and whole-molecule model, shortened Kdo2-lipid A (bottom). Dashed lines mark the experimental bands, all within 10 cm-1 of a calculated mode.</w:t>
+      </w:r>
+    </w:p>
+    <w:p>
+      <w:pPr>
+        <w:jc w:val="center"/>
+      </w:pPr>
+      <w:r>
+        <w:drawing>
+          <wp:inline xmlns:a="http://schemas.openxmlformats.org/drawingml/2006/main" xmlns:pic="http://schemas.openxmlformats.org/drawingml/2006/picture">
+            <wp:extent cx="6120000" cy="2002909"/>
+            <wp:docPr id="8" name="Picture 8"/>
+            <wp:cNvGraphicFramePr>
+              <a:graphicFrameLocks noChangeAspect="1"/>
+            </wp:cNvGraphicFramePr>
+            <a:graphic>
+              <a:graphicData uri="http://schemas.openxmlformats.org/drawingml/2006/picture">
+                <pic:pic>
+                  <pic:nvPicPr>
+                    <pic:cNvPr id="0" name="LPS_Whole_Molecule_vs_Fragments.png"/>
+                    <pic:cNvPicPr/>
+                  </pic:nvPicPr>
+                  <pic:blipFill>
+                    <a:blip r:embed="rId16"/>
+                    <a:stretch>
+                      <a:fillRect/>
+                    </a:stretch>
+                  </pic:blipFill>
+                  <pic:spPr>
+                    <a:xfrm>
+                      <a:off x="0" y="0"/>
+                      <a:ext cx="6120000" cy="2002909"/>
+                    </a:xfrm>
+                    <a:prstGeom prst="rect"/>
+                  </pic:spPr>
+                </pic:pic>
+              </a:graphicData>
+            </a:graphic>
+          </wp:inline>
+        </w:drawing>
+      </w:r>
+    </w:p>
+    <w:p>
+      <w:r>
+        <w:rPr>
+          <w:i/>
+          <w:sz w:val="17"/>
+        </w:rPr>
+        <w:t>Figure 7. Whole-molecule model against the five fragments: position difference, strength of the matched mode and whole-spectrum correlation.</w:t>
       </w:r>
     </w:p>
     <w:p>
@@ -4339,7 +4427,7 @@
           <w:i/>
           <w:sz w:val="17"/>
         </w:rPr>
-        <w:t>Figure 6. LPS session on silicon: spots with the reproducible band set (dotted lines), two spots without it, and the substrate blank.</w:t>
+        <w:t>Figure 8. LPS session on silicon: spots with the reproducible band set (dotted lines), two spots without it, and the substrate blank.</w:t>
       </w:r>
     </w:p>
     <w:p>
@@ -4474,12 +4562,8 @@
             <w:tcW w:type="dxa" w:w="6803"/>
           </w:tcPr>
           <w:p>
-            <w:r/>
             <w:r>
-              <w:rPr>
-                <w:sz w:val="17"/>
-              </w:rPr>
-              <w:t>Only partly; agreement in position is not better than chance</w:t>
+              <w:t>Only partly: a shortened lipid A model puts all five bands within 2.4 cm-1 and gives moderate strength at 425 and 861, but agreement in position is not better than chance and the shape does not match</w:t>
             </w:r>
           </w:p>
         </w:tc>
@@ -4718,12 +4802,8 @@
             <w:tcW w:type="dxa" w:w="6803"/>
           </w:tcPr>
           <w:p>
-            <w:r/>
             <w:r>
-              <w:rPr>
-                <w:sz w:val="17"/>
-              </w:rPr>
-              <w:t>04_Figures/LPS_Reference_20260928; LPS_Summary_20261027; DFT_Comparison_20261027</w:t>
+              <w:t>04_Figures/LPS_Reference_20260928; LPS_Summary_20261027; DFT_Comparison_20261027; LipidA_Model_20261028</w:t>
             </w:r>
           </w:p>
         </w:tc>
@@ -4814,6 +4894,28 @@
                 <w:sz w:val="17"/>
               </w:rPr>
               <w:t>28-9-26-lps-bulk, 13-4-26, 14-426 (see Raw_Data_Index)</w:t>
+            </w:r>
+          </w:p>
+        </w:tc>
+      </w:tr>
+      <w:tr>
+        <w:tc>
+          <w:tcPr>
+            <w:tcW w:type="dxa" w:w="3402"/>
+          </w:tcPr>
+          <w:p>
+            <w:r>
+              <w:t>Lipid A simulation</w:t>
+            </w:r>
+          </w:p>
+        </w:tc>
+        <w:tc>
+          <w:tcPr>
+            <w:tcW w:type="dxa" w:w="6803"/>
+          </w:tcPr>
+          <w:p>
+            <w:r>
+              <w:t>SERS_Sepsis_Spectral_Library/08_Methodology/simulation/LPS_LipidA_Model_20261028 (Gaussian log, input, spectrum); results 05_Tables/LipidA_vs_LPS_results.json</w:t>
             </w:r>
           </w:p>
         </w:tc>
